--- a/doc/MAJA01.04.03.P003.F001 - JUSTIFICACIÓN PARA LA MODIFICACIÓN DE CONTRATOS ajustado (3).docx
+++ b/doc/MAJA01.04.03.P003.F001 - JUSTIFICACIÓN PARA LA MODIFICACIÓN DE CONTRATOS ajustado (3).docx
@@ -886,7 +886,7 @@
                 <w:rFonts w:ascii="Arial" w:eastAsia="Arial" w:hAnsi="Arial" w:cs="Arial"/>
                 <w:color w:val="808080"/>
               </w:rPr>
-              <w:t>«Incluir el número de identificación del Contratista»</w:t>
+              <w:t>«Incluir el número de identificación del ${CARGO_REVISO}»</w:t>
             </w:r>
           </w:p>
         </w:tc>
